--- a/docs/proposals/2026-03-23-sasa-ai-quote.docx
+++ b/docs/proposals/2026-03-23-sasa-ai-quote.docx
@@ -365,7 +365,7 @@
               <w:pStyle w:val="Compact"/>
             </w:pPr>
             <w:r>
-              <w:t xml:space="preserve">10 sessions</w:t>
+              <w:t xml:space="preserve">6 sessions</w:t>
             </w:r>
           </w:p>
         </w:tc>
@@ -387,7 +387,7 @@
               <w:pStyle w:val="Compact"/>
             </w:pPr>
             <w:r>
-              <w:t xml:space="preserve">R35,000.00</w:t>
+              <w:t xml:space="preserve">R21,000.00</w:t>
             </w:r>
           </w:p>
         </w:tc>
@@ -510,7 +510,7 @@
                 <w:i/>
                 <w:iCs/>
               </w:rPr>
-              <w:t xml:space="preserve">Includes: session materials, prompt libraries, scripts, integration specs, and shared consulting log access</w:t>
+              <w:t xml:space="preserve">Includes: session materials, prompt libraries, scripts, and shared consulting log access</w:t>
             </w:r>
           </w:p>
         </w:tc>
@@ -586,7 +586,7 @@
               <w:pStyle w:val="Compact"/>
             </w:pPr>
             <w:r>
-              <w:t xml:space="preserve">R35,000.00</w:t>
+              <w:t xml:space="preserve">R21,000.00</w:t>
             </w:r>
           </w:p>
         </w:tc>
@@ -610,7 +610,7 @@
               <w:pStyle w:val="Compact"/>
             </w:pPr>
             <w:r>
-              <w:t xml:space="preserve">R5,250.00</w:t>
+              <w:t xml:space="preserve">R3,150.00</w:t>
             </w:r>
           </w:p>
         </w:tc>
@@ -642,7 +642,7 @@
                 <w:b/>
                 <w:bCs/>
               </w:rPr>
-              <w:t xml:space="preserve">R40,250.00</w:t>
+              <w:t xml:space="preserve">R24,150.00</w:t>
             </w:r>
           </w:p>
         </w:tc>
@@ -656,13 +656,13 @@
       </w:r>
     </w:p>
     <w:bookmarkEnd w:id="11"/>
-    <w:bookmarkStart w:id="12" w:name="reduced-programme-option"/>
+    <w:bookmarkStart w:id="12" w:name="programme-extension-option"/>
     <w:p>
       <w:pPr>
         <w:pStyle w:val="Heading2"/>
       </w:pPr>
       <w:r>
-        <w:t xml:space="preserve">Reduced Programme Option</w:t>
+        <w:t xml:space="preserve">Programme Extension Option</w:t>
       </w:r>
     </w:p>
     <w:p>
@@ -670,7 +670,7 @@
         <w:pStyle w:val="FirstParagraph"/>
       </w:pPr>
       <w:r>
-        <w:t xml:space="preserve">If the full 10-session programme is not approved in the current budget cycle, the following reduced option is available:</w:t>
+        <w:t xml:space="preserve">Sessions 7–10 are available as a follow-on engagement at the same rate:</w:t>
       </w:r>
     </w:p>
     <w:tbl>
@@ -766,18 +766,18 @@
               <w:pStyle w:val="Compact"/>
             </w:pPr>
             <w:r>
-              <w:t xml:space="preserve">Applied AI Consulting &amp; Development — Co-development session</w:t>
-            </w:r>
-          </w:p>
-        </w:tc>
-        <w:tc>
-          <w:tcPr/>
-          <w:p>
-            <w:pPr>
-              <w:pStyle w:val="Compact"/>
-            </w:pPr>
-            <w:r>
-              <w:t xml:space="preserve">8 sessions</w:t>
+              <w:t xml:space="preserve">Applied AI Consulting &amp; Development — Extension sessions</w:t>
+            </w:r>
+          </w:p>
+        </w:tc>
+        <w:tc>
+          <w:tcPr/>
+          <w:p>
+            <w:pPr>
+              <w:pStyle w:val="Compact"/>
+            </w:pPr>
+            <w:r>
+              <w:t xml:space="preserve">4 sessions</w:t>
             </w:r>
           </w:p>
         </w:tc>
@@ -799,7 +799,7 @@
               <w:pStyle w:val="Compact"/>
             </w:pPr>
             <w:r>
-              <w:t xml:space="preserve">R28,000.00</w:t>
+              <w:t xml:space="preserve">R14,000.00</w:t>
             </w:r>
           </w:p>
         </w:tc>
@@ -835,7 +835,7 @@
               <w:pStyle w:val="Compact"/>
             </w:pPr>
             <w:r>
-              <w:t xml:space="preserve">R28,000.00</w:t>
+              <w:t xml:space="preserve">R14,000.00</w:t>
             </w:r>
           </w:p>
         </w:tc>
@@ -859,7 +859,7 @@
               <w:pStyle w:val="Compact"/>
             </w:pPr>
             <w:r>
-              <w:t xml:space="preserve">R4,200.00</w:t>
+              <w:t xml:space="preserve">R2,100.00</w:t>
             </w:r>
           </w:p>
         </w:tc>
@@ -891,7 +891,7 @@
                 <w:b/>
                 <w:bCs/>
               </w:rPr>
-              <w:t xml:space="preserve">R32,200.00</w:t>
+              <w:t xml:space="preserve">R16,100.00</w:t>
             </w:r>
           </w:p>
         </w:tc>
@@ -906,7 +906,7 @@
           <w:i/>
           <w:iCs/>
         </w:rPr>
-        <w:t xml:space="preserve">Sessions 9 and 10 (Source System Integration &amp; Capstone Roadmap) would be deferred or added in a subsequent engagement.</w:t>
+        <w:t xml:space="preserve">Extension covers: LIMS &amp; Autolab integration, agentic workflows, source system deployment, and capstone review.</w:t>
       </w:r>
     </w:p>
     <w:p>
@@ -1125,18 +1125,6 @@
         </w:numPr>
       </w:pPr>
       <w:r>
-        <w:t xml:space="preserve">All amounts exclude VAT unless stated otherwise</w:t>
-      </w:r>
-    </w:p>
-    <w:p>
-      <w:pPr>
-        <w:pStyle w:val="Compact"/>
-        <w:numPr>
-          <w:ilvl w:val="0"/>
-          <w:numId w:val="1001"/>
-        </w:numPr>
-      </w:pPr>
-      <w:r>
         <w:t xml:space="preserve">VAT will be charged at the prevailing rate (currently 15%)</w:t>
       </w:r>
     </w:p>
@@ -1386,7 +1374,7 @@
         </w:numPr>
       </w:pPr>
       <w:r>
-        <w:t xml:space="preserve">Confidentiality: all SASA data, systems, and operational information encountered during delivery will be treated as strictly confidential</w:t>
+        <w:t xml:space="preserve">Confidentiality: all SASA data, systems, and operational information will be treated as strictly confidential</w:t>
       </w:r>
     </w:p>
     <w:p>
